--- a/Nitya_Laptop/ODM.docx
+++ b/Nitya_Laptop/ODM.docx
@@ -2,6 +2,182 @@
 <file path=word/document.xml><?xml version="1.0" encoding="utf-8"?>
 <w:document xmlns:wpc="http://schemas.microsoft.com/office/word/2010/wordprocessingCanvas" xmlns:cx="http://schemas.microsoft.com/office/drawing/2014/chartex" xmlns:cx1="http://schemas.microsoft.com/office/drawing/2015/9/8/chartex" xmlns:cx2="http://schemas.microsoft.com/office/drawing/2015/10/21/chartex" xmlns:cx3="http://schemas.microsoft.com/office/drawing/2016/5/9/chartex" xmlns:cx4="http://schemas.microsoft.com/office/drawing/2016/5/10/chartex" xmlns:cx5="http://schemas.microsoft.com/office/drawing/2016/5/11/chartex" xmlns:cx6="http://schemas.microsoft.com/office/drawing/2016/5/12/chartex" xmlns:cx7="http://schemas.microsoft.com/office/drawing/2016/5/13/chartex" xmlns:cx8="http://schemas.microsoft.com/office/drawing/2016/5/14/chartex" xmlns:mc="http://schemas.openxmlformats.org/markup-compatibility/2006" xmlns:aink="http://schemas.microsoft.com/office/drawing/2016/ink" xmlns:am3d="http://schemas.microsoft.com/office/drawing/2017/model3d" xmlns:o="urn:schemas-microsoft-com:office:office" xmlns:r="http://schemas.openxmlformats.org/officeDocument/2006/relationships" xmlns:m="http://schemas.openxmlformats.org/officeDocument/2006/math" xmlns:v="urn:schemas-microsoft-com:vml" xmlns:wp14="http://schemas.microsoft.com/office/word/2010/wordprocessingDrawing" xmlns:wp="http://schemas.openxmlformats.org/drawingml/2006/wordprocessingDrawing" xmlns:w10="urn:schemas-microsoft-com:office:word" xmlns:w="http://schemas.openxmlformats.org/wordprocessingml/2006/main" xmlns:w14="http://schemas.microsoft.com/office/word/2010/wordml" xmlns:w15="http://schemas.microsoft.com/office/word/2012/wordml" xmlns:w16cex="http://schemas.microsoft.com/office/word/2018/wordml/cex" xmlns:w16cid="http://schemas.microsoft.com/office/word/2016/wordml/cid" xmlns:w16="http://schemas.microsoft.com/office/word/2018/wordml" xmlns:w16sdtdh="http://schemas.microsoft.com/office/word/2020/wordml/sdtdatahash" xmlns:w16se="http://schemas.microsoft.com/office/word/2015/wordml/symex" xmlns:wpg="http://schemas.microsoft.com/office/word/2010/wordprocessingGroup" xmlns:wpi="http://schemas.microsoft.com/office/word/2010/wordprocessingInk" xmlns:wne="http://schemas.microsoft.com/office/word/2006/wordml" xmlns:wps="http://schemas.microsoft.com/office/word/2010/wordprocessingShape" mc:Ignorable="w14 w15 w16se w16cid w16 w16cex w16sdtdh wp14">
   <w:body>
+    <w:p>
+      <w:pPr>
+        <w:spacing w:before="100" w:beforeAutospacing="1" w:after="100" w:afterAutospacing="1" w:line="240" w:lineRule="auto"/>
+        <w:outlineLvl w:val="1"/>
+        <w:rPr>
+          <w:rFonts w:ascii="Times New Roman" w:eastAsia="Times New Roman" w:hAnsi="Times New Roman" w:cs="Times New Roman"/>
+          <w:b/>
+          <w:bCs/>
+          <w:sz w:val="36"/>
+          <w:szCs w:val="36"/>
+        </w:rPr>
+      </w:pPr>
+      <w:r>
+        <w:rPr>
+          <w:rFonts w:ascii="Times New Roman" w:eastAsia="Times New Roman" w:hAnsi="Times New Roman" w:cs="Times New Roman"/>
+          <w:b/>
+          <w:bCs/>
+          <w:sz w:val="36"/>
+          <w:szCs w:val="36"/>
+        </w:rPr>
+        <w:t xml:space="preserve">Type of motherboard Architecture </w:t>
+      </w:r>
+    </w:p>
+    <w:p>
+      <w:pPr>
+        <w:spacing w:after="0" w:line="360" w:lineRule="auto"/>
+        <w:outlineLvl w:val="1"/>
+        <w:rPr>
+          <w:rFonts w:ascii="Times New Roman" w:eastAsia="Times New Roman" w:hAnsi="Times New Roman" w:cs="Times New Roman"/>
+          <w:b/>
+          <w:bCs/>
+          <w:sz w:val="24"/>
+          <w:szCs w:val="24"/>
+        </w:rPr>
+      </w:pPr>
+      <w:r>
+        <w:rPr>
+          <w:rFonts w:ascii="Times New Roman" w:eastAsia="Times New Roman" w:hAnsi="Times New Roman" w:cs="Times New Roman"/>
+          <w:b/>
+          <w:bCs/>
+          <w:sz w:val="24"/>
+          <w:szCs w:val="24"/>
+          <w:highlight w:val="yellow"/>
+        </w:rPr>
+        <w:t>HUB- Home User Business</w:t>
+      </w:r>
+    </w:p>
+    <w:p>
+      <w:pPr>
+        <w:spacing w:after="0" w:line="360" w:lineRule="auto"/>
+        <w:outlineLvl w:val="1"/>
+        <w:rPr>
+          <w:rFonts w:ascii="Times New Roman" w:eastAsia="Times New Roman" w:hAnsi="Times New Roman" w:cs="Times New Roman"/>
+          <w:sz w:val="24"/>
+          <w:szCs w:val="24"/>
+        </w:rPr>
+      </w:pPr>
+      <w:r>
+        <w:rPr>
+          <w:rFonts w:ascii="Times New Roman" w:eastAsia="Times New Roman" w:hAnsi="Times New Roman" w:cs="Times New Roman"/>
+          <w:sz w:val="24"/>
+          <w:szCs w:val="24"/>
+        </w:rPr>
+        <w:t>CPU – PCH – South Bridge</w:t>
+      </w:r>
+    </w:p>
+    <w:p>
+      <w:pPr>
+        <w:spacing w:after="0" w:line="360" w:lineRule="auto"/>
+        <w:outlineLvl w:val="1"/>
+        <w:rPr>
+          <w:rFonts w:ascii="Times New Roman" w:eastAsia="Times New Roman" w:hAnsi="Times New Roman" w:cs="Times New Roman"/>
+          <w:b/>
+          <w:bCs/>
+          <w:sz w:val="24"/>
+          <w:szCs w:val="24"/>
+        </w:rPr>
+      </w:pPr>
+      <w:r>
+        <w:rPr>
+          <w:rFonts w:ascii="Times New Roman" w:eastAsia="Times New Roman" w:hAnsi="Times New Roman" w:cs="Times New Roman"/>
+          <w:b/>
+          <w:bCs/>
+          <w:sz w:val="24"/>
+          <w:szCs w:val="24"/>
+          <w:highlight w:val="yellow"/>
+        </w:rPr>
+        <w:t xml:space="preserve">PCH </w:t>
+      </w:r>
+      <w:r>
+        <w:rPr>
+          <w:b/>
+          <w:bCs/>
+          <w:highlight w:val="yellow"/>
+        </w:rPr>
+        <w:t>(Platform Controller Hub)</w:t>
+      </w:r>
+    </w:p>
+    <w:p>
+      <w:pPr>
+        <w:spacing w:after="0" w:line="360" w:lineRule="auto"/>
+        <w:outlineLvl w:val="1"/>
+        <w:rPr>
+          <w:rFonts w:ascii="Times New Roman" w:eastAsia="Times New Roman" w:hAnsi="Times New Roman" w:cs="Times New Roman"/>
+          <w:sz w:val="24"/>
+          <w:szCs w:val="24"/>
+        </w:rPr>
+      </w:pPr>
+      <w:r>
+        <w:rPr>
+          <w:rFonts w:ascii="Times New Roman" w:eastAsia="Times New Roman" w:hAnsi="Times New Roman" w:cs="Times New Roman"/>
+          <w:sz w:val="24"/>
+          <w:szCs w:val="24"/>
+        </w:rPr>
+        <w:t xml:space="preserve">CPU – PCH </w:t>
+      </w:r>
+      <w:r>
+        <w:rPr>
+          <w:rFonts w:ascii="Times New Roman" w:eastAsia="Times New Roman" w:hAnsi="Times New Roman" w:cs="Times New Roman"/>
+          <w:sz w:val="24"/>
+          <w:szCs w:val="24"/>
+        </w:rPr>
+        <w:t>has the</w:t>
+      </w:r>
+      <w:r>
+        <w:rPr>
+          <w:rFonts w:ascii="Times New Roman" w:eastAsia="Times New Roman" w:hAnsi="Times New Roman" w:cs="Times New Roman"/>
+          <w:sz w:val="24"/>
+          <w:szCs w:val="24"/>
+        </w:rPr>
+        <w:t xml:space="preserve"> South Bridge</w:t>
+      </w:r>
+    </w:p>
+    <w:p>
+      <w:pPr>
+        <w:spacing w:after="0" w:line="360" w:lineRule="auto"/>
+        <w:outlineLvl w:val="1"/>
+        <w:rPr>
+          <w:rFonts w:ascii="Times New Roman" w:eastAsia="Times New Roman" w:hAnsi="Times New Roman" w:cs="Times New Roman"/>
+          <w:b/>
+          <w:bCs/>
+          <w:sz w:val="24"/>
+          <w:szCs w:val="24"/>
+        </w:rPr>
+      </w:pPr>
+      <w:r>
+        <w:rPr>
+          <w:rFonts w:ascii="Times New Roman" w:eastAsia="Times New Roman" w:hAnsi="Times New Roman" w:cs="Times New Roman"/>
+          <w:b/>
+          <w:bCs/>
+          <w:sz w:val="24"/>
+          <w:szCs w:val="24"/>
+          <w:highlight w:val="yellow"/>
+        </w:rPr>
+        <w:t>SOC (System on Chip)</w:t>
+      </w:r>
+    </w:p>
+    <w:p>
+      <w:pPr>
+        <w:spacing w:after="0" w:line="360" w:lineRule="auto"/>
+        <w:outlineLvl w:val="1"/>
+        <w:rPr>
+          <w:rFonts w:ascii="Times New Roman" w:eastAsia="Times New Roman" w:hAnsi="Times New Roman" w:cs="Times New Roman"/>
+          <w:sz w:val="24"/>
+          <w:szCs w:val="24"/>
+        </w:rPr>
+      </w:pPr>
+      <w:r>
+        <w:rPr>
+          <w:rFonts w:ascii="Times New Roman" w:eastAsia="Times New Roman" w:hAnsi="Times New Roman" w:cs="Times New Roman"/>
+          <w:sz w:val="24"/>
+          <w:szCs w:val="24"/>
+        </w:rPr>
+        <w:t>Only one Chip – CPU, PCH, South Bridge</w:t>
+      </w:r>
+    </w:p>
     <w:p>
       <w:pPr>
         <w:spacing w:before="100" w:beforeAutospacing="1" w:after="100" w:afterAutospacing="1" w:line="240" w:lineRule="auto"/>
@@ -861,6 +1037,7 @@
         <w:outlineLvl w:val="1"/>
       </w:pPr>
       <w:r>
+        <w:lastRenderedPageBreak/>
         <w:t>1. Compal</w:t>
       </w:r>
       <w:r>
@@ -918,7 +1095,6 @@
           <w:sz w:val="36"/>
           <w:szCs w:val="36"/>
         </w:rPr>
-        <w:lastRenderedPageBreak/>
         <w:t>Common ODM Prefix</w:t>
       </w:r>
     </w:p>
@@ -1686,6 +1862,7 @@
           <w:sz w:val="36"/>
           <w:szCs w:val="36"/>
         </w:rPr>
+        <w:lastRenderedPageBreak/>
         <w:drawing>
           <wp:inline distT="0" distB="0" distL="0" distR="0" wp14:anchorId="242AB44E" wp14:editId="1AC72E81">
             <wp:extent cx="3818400" cy="3933761"/>
@@ -2284,7 +2461,6 @@
           <w:sz w:val="40"/>
           <w:szCs w:val="40"/>
         </w:rPr>
-        <w:lastRenderedPageBreak/>
         <w:t>Important Note</w:t>
       </w:r>
     </w:p>

--- a/Nitya_Laptop/ODM.docx
+++ b/Nitya_Laptop/ODM.docx
@@ -1,6 +1,6 @@
 
 <file path=word/document.xml><?xml version="1.0" encoding="utf-8"?>
-<w:document xmlns:wpc="http://schemas.microsoft.com/office/word/2010/wordprocessingCanvas" xmlns:cx="http://schemas.microsoft.com/office/drawing/2014/chartex" xmlns:cx1="http://schemas.microsoft.com/office/drawing/2015/9/8/chartex" xmlns:cx2="http://schemas.microsoft.com/office/drawing/2015/10/21/chartex" xmlns:cx3="http://schemas.microsoft.com/office/drawing/2016/5/9/chartex" xmlns:cx4="http://schemas.microsoft.com/office/drawing/2016/5/10/chartex" xmlns:cx5="http://schemas.microsoft.com/office/drawing/2016/5/11/chartex" xmlns:cx6="http://schemas.microsoft.com/office/drawing/2016/5/12/chartex" xmlns:cx7="http://schemas.microsoft.com/office/drawing/2016/5/13/chartex" xmlns:cx8="http://schemas.microsoft.com/office/drawing/2016/5/14/chartex" xmlns:mc="http://schemas.openxmlformats.org/markup-compatibility/2006" xmlns:aink="http://schemas.microsoft.com/office/drawing/2016/ink" xmlns:am3d="http://schemas.microsoft.com/office/drawing/2017/model3d" xmlns:o="urn:schemas-microsoft-com:office:office" xmlns:r="http://schemas.openxmlformats.org/officeDocument/2006/relationships" xmlns:m="http://schemas.openxmlformats.org/officeDocument/2006/math" xmlns:v="urn:schemas-microsoft-com:vml" xmlns:wp14="http://schemas.microsoft.com/office/word/2010/wordprocessingDrawing" xmlns:wp="http://schemas.openxmlformats.org/drawingml/2006/wordprocessingDrawing" xmlns:w10="urn:schemas-microsoft-com:office:word" xmlns:w="http://schemas.openxmlformats.org/wordprocessingml/2006/main" xmlns:w14="http://schemas.microsoft.com/office/word/2010/wordml" xmlns:w15="http://schemas.microsoft.com/office/word/2012/wordml" xmlns:w16cex="http://schemas.microsoft.com/office/word/2018/wordml/cex" xmlns:w16cid="http://schemas.microsoft.com/office/word/2016/wordml/cid" xmlns:w16="http://schemas.microsoft.com/office/word/2018/wordml" xmlns:w16sdtdh="http://schemas.microsoft.com/office/word/2020/wordml/sdtdatahash" xmlns:w16se="http://schemas.microsoft.com/office/word/2015/wordml/symex" xmlns:wpg="http://schemas.microsoft.com/office/word/2010/wordprocessingGroup" xmlns:wpi="http://schemas.microsoft.com/office/word/2010/wordprocessingInk" xmlns:wne="http://schemas.microsoft.com/office/word/2006/wordml" xmlns:wps="http://schemas.microsoft.com/office/word/2010/wordprocessingShape" mc:Ignorable="w14 w15 w16se w16cid w16 w16cex w16sdtdh wp14">
+<w:document xmlns:wpc="http://schemas.microsoft.com/office/word/2010/wordprocessingCanvas" xmlns:cx="http://schemas.microsoft.com/office/drawing/2014/chartex" xmlns:cx1="http://schemas.microsoft.com/office/drawing/2015/9/8/chartex" xmlns:cx2="http://schemas.microsoft.com/office/drawing/2015/10/21/chartex" xmlns:cx3="http://schemas.microsoft.com/office/drawing/2016/5/9/chartex" xmlns:cx4="http://schemas.microsoft.com/office/drawing/2016/5/10/chartex" xmlns:cx5="http://schemas.microsoft.com/office/drawing/2016/5/11/chartex" xmlns:cx6="http://schemas.microsoft.com/office/drawing/2016/5/12/chartex" xmlns:cx7="http://schemas.microsoft.com/office/drawing/2016/5/13/chartex" xmlns:cx8="http://schemas.microsoft.com/office/drawing/2016/5/14/chartex" xmlns:mc="http://schemas.openxmlformats.org/markup-compatibility/2006" xmlns:aink="http://schemas.microsoft.com/office/drawing/2016/ink" xmlns:am3d="http://schemas.microsoft.com/office/drawing/2017/model3d" xmlns:o="urn:schemas-microsoft-com:office:office" xmlns:oel="http://schemas.microsoft.com/office/2019/extlst" xmlns:r="http://schemas.openxmlformats.org/officeDocument/2006/relationships" xmlns:m="http://schemas.openxmlformats.org/officeDocument/2006/math" xmlns:v="urn:schemas-microsoft-com:vml" xmlns:wp14="http://schemas.microsoft.com/office/word/2010/wordprocessingDrawing" xmlns:wp="http://schemas.openxmlformats.org/drawingml/2006/wordprocessingDrawing" xmlns:w10="urn:schemas-microsoft-com:office:word" xmlns:w="http://schemas.openxmlformats.org/wordprocessingml/2006/main" xmlns:w14="http://schemas.microsoft.com/office/word/2010/wordml" xmlns:w15="http://schemas.microsoft.com/office/word/2012/wordml" xmlns:w16cex="http://schemas.microsoft.com/office/word/2018/wordml/cex" xmlns:w16cid="http://schemas.microsoft.com/office/word/2016/wordml/cid" xmlns:w16="http://schemas.microsoft.com/office/word/2018/wordml" xmlns:w16sdtdh="http://schemas.microsoft.com/office/word/2020/wordml/sdtdatahash" xmlns:w16se="http://schemas.microsoft.com/office/word/2015/wordml/symex" xmlns:wpg="http://schemas.microsoft.com/office/word/2010/wordprocessingGroup" xmlns:wpi="http://schemas.microsoft.com/office/word/2010/wordprocessingInk" xmlns:wne="http://schemas.microsoft.com/office/word/2006/wordml" xmlns:wps="http://schemas.microsoft.com/office/word/2010/wordprocessingShape" mc:Ignorable="w14 w15 w16se w16cid w16 w16cex w16sdtdh wp14">
   <w:body>
     <w:p>
       <w:pPr>
@@ -1879,7 +1879,7 @@
                     <pic:cNvPicPr/>
                   </pic:nvPicPr>
                   <pic:blipFill>
-                    <a:blip r:embed="rId4"/>
+                    <a:blip r:embed="rId5"/>
                     <a:stretch>
                       <a:fillRect/>
                     </a:stretch>
@@ -2508,6 +2508,802 @@
           <w:szCs w:val="24"/>
         </w:rPr>
       </w:pPr>
+      <w:r>
+        <w:rPr>
+          <w:rFonts w:ascii="Times New Roman" w:eastAsia="Times New Roman" w:hAnsi="Times New Roman" w:cs="Times New Roman"/>
+          <w:b/>
+          <w:bCs/>
+          <w:sz w:val="24"/>
+          <w:szCs w:val="24"/>
+        </w:rPr>
+        <w:t xml:space="preserve">  Compal Repair Flow </w:t>
+      </w:r>
+    </w:p>
+    <w:p>
+      <w:pPr>
+        <w:spacing w:after="0" w:line="240" w:lineRule="auto"/>
+        <w:outlineLvl w:val="1"/>
+        <w:rPr>
+          <w:rFonts w:ascii="Times New Roman" w:eastAsia="Times New Roman" w:hAnsi="Times New Roman" w:cs="Times New Roman"/>
+          <w:b/>
+          <w:bCs/>
+          <w:sz w:val="24"/>
+          <w:szCs w:val="24"/>
+        </w:rPr>
+      </w:pPr>
+      <w:r>
+        <w:rPr>
+          <w:rFonts w:ascii="Times New Roman" w:eastAsia="Times New Roman" w:hAnsi="Times New Roman" w:cs="Times New Roman"/>
+          <w:b/>
+          <w:bCs/>
+          <w:sz w:val="24"/>
+          <w:szCs w:val="24"/>
+        </w:rPr>
+        <w:t xml:space="preserve">  </w:t>
+      </w:r>
+      <w:r>
+        <w:rPr>
+          <w:rFonts w:ascii="Segoe UI Emoji" w:eastAsia="Times New Roman" w:hAnsi="Segoe UI Emoji" w:cs="Segoe UI Emoji"/>
+          <w:b/>
+          <w:bCs/>
+          <w:sz w:val="24"/>
+          <w:szCs w:val="24"/>
+        </w:rPr>
+        <w:t>✅</w:t>
+      </w:r>
+      <w:r>
+        <w:rPr>
+          <w:rFonts w:ascii="Times New Roman" w:eastAsia="Times New Roman" w:hAnsi="Times New Roman" w:cs="Times New Roman"/>
+          <w:b/>
+          <w:bCs/>
+          <w:sz w:val="24"/>
+          <w:szCs w:val="24"/>
+        </w:rPr>
+        <w:t xml:space="preserve"> Quanta Repair Flow </w:t>
+      </w:r>
+    </w:p>
+    <w:p>
+      <w:pPr>
+        <w:spacing w:after="0" w:line="240" w:lineRule="auto"/>
+        <w:outlineLvl w:val="1"/>
+        <w:rPr>
+          <w:rFonts w:ascii="Times New Roman" w:eastAsia="Times New Roman" w:hAnsi="Times New Roman" w:cs="Times New Roman"/>
+          <w:b/>
+          <w:bCs/>
+          <w:sz w:val="24"/>
+          <w:szCs w:val="24"/>
+        </w:rPr>
+      </w:pPr>
+      <w:r>
+        <w:rPr>
+          <w:rFonts w:ascii="Times New Roman" w:eastAsia="Times New Roman" w:hAnsi="Times New Roman" w:cs="Times New Roman"/>
+          <w:b/>
+          <w:bCs/>
+          <w:sz w:val="24"/>
+          <w:szCs w:val="24"/>
+        </w:rPr>
+        <w:t xml:space="preserve">  </w:t>
+      </w:r>
+      <w:r>
+        <w:rPr>
+          <w:rFonts w:ascii="Segoe UI Emoji" w:eastAsia="Times New Roman" w:hAnsi="Segoe UI Emoji" w:cs="Segoe UI Emoji"/>
+          <w:b/>
+          <w:bCs/>
+          <w:sz w:val="24"/>
+          <w:szCs w:val="24"/>
+        </w:rPr>
+        <w:t>✅</w:t>
+      </w:r>
+      <w:r>
+        <w:rPr>
+          <w:rFonts w:ascii="Times New Roman" w:eastAsia="Times New Roman" w:hAnsi="Times New Roman" w:cs="Times New Roman"/>
+          <w:b/>
+          <w:bCs/>
+          <w:sz w:val="24"/>
+          <w:szCs w:val="24"/>
+        </w:rPr>
+        <w:t xml:space="preserve"> Wistron Repair Flow </w:t>
+      </w:r>
+    </w:p>
+    <w:p>
+      <w:pPr>
+        <w:spacing w:after="0" w:line="240" w:lineRule="auto"/>
+        <w:outlineLvl w:val="1"/>
+        <w:rPr>
+          <w:rFonts w:ascii="Times New Roman" w:eastAsia="Times New Roman" w:hAnsi="Times New Roman" w:cs="Times New Roman"/>
+          <w:b/>
+          <w:bCs/>
+          <w:sz w:val="24"/>
+          <w:szCs w:val="24"/>
+        </w:rPr>
+      </w:pPr>
+      <w:r>
+        <w:rPr>
+          <w:rFonts w:ascii="Times New Roman" w:eastAsia="Times New Roman" w:hAnsi="Times New Roman" w:cs="Times New Roman"/>
+          <w:b/>
+          <w:bCs/>
+          <w:sz w:val="24"/>
+          <w:szCs w:val="24"/>
+        </w:rPr>
+        <w:t xml:space="preserve">  </w:t>
+      </w:r>
+      <w:r>
+        <w:rPr>
+          <w:rFonts w:ascii="Segoe UI Emoji" w:eastAsia="Times New Roman" w:hAnsi="Segoe UI Emoji" w:cs="Segoe UI Emoji"/>
+          <w:b/>
+          <w:bCs/>
+          <w:sz w:val="24"/>
+          <w:szCs w:val="24"/>
+        </w:rPr>
+        <w:t>✅</w:t>
+      </w:r>
+      <w:r>
+        <w:rPr>
+          <w:rFonts w:ascii="Times New Roman" w:eastAsia="Times New Roman" w:hAnsi="Times New Roman" w:cs="Times New Roman"/>
+          <w:b/>
+          <w:bCs/>
+          <w:sz w:val="24"/>
+          <w:szCs w:val="24"/>
+        </w:rPr>
+        <w:t xml:space="preserve"> Inventec Repair Flow </w:t>
+      </w:r>
+    </w:p>
+    <w:p>
+      <w:pPr>
+        <w:spacing w:after="0" w:line="240" w:lineRule="auto"/>
+        <w:outlineLvl w:val="1"/>
+        <w:rPr>
+          <w:rFonts w:ascii="Times New Roman" w:eastAsia="Times New Roman" w:hAnsi="Times New Roman" w:cs="Times New Roman"/>
+          <w:b/>
+          <w:bCs/>
+          <w:sz w:val="24"/>
+          <w:szCs w:val="24"/>
+        </w:rPr>
+      </w:pPr>
+      <w:r>
+        <w:rPr>
+          <w:rFonts w:ascii="Times New Roman" w:eastAsia="Times New Roman" w:hAnsi="Times New Roman" w:cs="Times New Roman"/>
+          <w:b/>
+          <w:bCs/>
+          <w:sz w:val="24"/>
+          <w:szCs w:val="24"/>
+        </w:rPr>
+        <w:t xml:space="preserve">  </w:t>
+      </w:r>
+      <w:r>
+        <w:rPr>
+          <w:rFonts w:ascii="Segoe UI Emoji" w:eastAsia="Times New Roman" w:hAnsi="Segoe UI Emoji" w:cs="Segoe UI Emoji"/>
+          <w:b/>
+          <w:bCs/>
+          <w:sz w:val="24"/>
+          <w:szCs w:val="24"/>
+        </w:rPr>
+        <w:t>✅</w:t>
+      </w:r>
+      <w:r>
+        <w:rPr>
+          <w:rFonts w:ascii="Times New Roman" w:eastAsia="Times New Roman" w:hAnsi="Times New Roman" w:cs="Times New Roman"/>
+          <w:b/>
+          <w:bCs/>
+          <w:sz w:val="24"/>
+          <w:szCs w:val="24"/>
+        </w:rPr>
+        <w:t xml:space="preserve"> LCFC (Lenovo) Repair Flow </w:t>
+      </w:r>
+    </w:p>
+    <w:p>
+      <w:pPr>
+        <w:spacing w:after="0" w:line="240" w:lineRule="auto"/>
+        <w:outlineLvl w:val="1"/>
+        <w:rPr>
+          <w:rFonts w:ascii="Times New Roman" w:eastAsia="Times New Roman" w:hAnsi="Times New Roman" w:cs="Times New Roman"/>
+          <w:b/>
+          <w:bCs/>
+          <w:sz w:val="24"/>
+          <w:szCs w:val="24"/>
+        </w:rPr>
+      </w:pPr>
+      <w:r>
+        <w:rPr>
+          <w:rFonts w:ascii="Times New Roman" w:eastAsia="Times New Roman" w:hAnsi="Times New Roman" w:cs="Times New Roman"/>
+          <w:b/>
+          <w:bCs/>
+          <w:sz w:val="24"/>
+          <w:szCs w:val="24"/>
+        </w:rPr>
+        <w:t xml:space="preserve">  </w:t>
+      </w:r>
+      <w:r>
+        <w:rPr>
+          <w:rFonts w:ascii="Segoe UI Emoji" w:eastAsia="Times New Roman" w:hAnsi="Segoe UI Emoji" w:cs="Segoe UI Emoji"/>
+          <w:b/>
+          <w:bCs/>
+          <w:sz w:val="24"/>
+          <w:szCs w:val="24"/>
+        </w:rPr>
+        <w:t>✅</w:t>
+      </w:r>
+      <w:r>
+        <w:rPr>
+          <w:rFonts w:ascii="Times New Roman" w:eastAsia="Times New Roman" w:hAnsi="Times New Roman" w:cs="Times New Roman"/>
+          <w:b/>
+          <w:bCs/>
+          <w:sz w:val="24"/>
+          <w:szCs w:val="24"/>
+        </w:rPr>
+        <w:t xml:space="preserve"> Dell Repair Sequence </w:t>
+      </w:r>
+    </w:p>
+    <w:p>
+      <w:pPr>
+        <w:spacing w:after="0" w:line="240" w:lineRule="auto"/>
+        <w:outlineLvl w:val="1"/>
+        <w:rPr>
+          <w:rFonts w:ascii="Times New Roman" w:eastAsia="Times New Roman" w:hAnsi="Times New Roman" w:cs="Times New Roman"/>
+          <w:b/>
+          <w:bCs/>
+          <w:sz w:val="24"/>
+          <w:szCs w:val="24"/>
+        </w:rPr>
+      </w:pPr>
+      <w:r>
+        <w:rPr>
+          <w:rFonts w:ascii="Times New Roman" w:eastAsia="Times New Roman" w:hAnsi="Times New Roman" w:cs="Times New Roman"/>
+          <w:b/>
+          <w:bCs/>
+          <w:sz w:val="24"/>
+          <w:szCs w:val="24"/>
+        </w:rPr>
+        <w:t xml:space="preserve">  </w:t>
+      </w:r>
+      <w:r>
+        <w:rPr>
+          <w:rFonts w:ascii="Segoe UI Emoji" w:eastAsia="Times New Roman" w:hAnsi="Segoe UI Emoji" w:cs="Segoe UI Emoji"/>
+          <w:b/>
+          <w:bCs/>
+          <w:sz w:val="24"/>
+          <w:szCs w:val="24"/>
+        </w:rPr>
+        <w:t>✅</w:t>
+      </w:r>
+      <w:r>
+        <w:rPr>
+          <w:rFonts w:ascii="Times New Roman" w:eastAsia="Times New Roman" w:hAnsi="Times New Roman" w:cs="Times New Roman"/>
+          <w:b/>
+          <w:bCs/>
+          <w:sz w:val="24"/>
+          <w:szCs w:val="24"/>
+        </w:rPr>
+        <w:t xml:space="preserve"> HP Repair Sequence </w:t>
+      </w:r>
+    </w:p>
+    <w:p>
+      <w:pPr>
+        <w:spacing w:after="0" w:line="240" w:lineRule="auto"/>
+        <w:outlineLvl w:val="1"/>
+        <w:rPr>
+          <w:rFonts w:ascii="Times New Roman" w:eastAsia="Times New Roman" w:hAnsi="Times New Roman" w:cs="Times New Roman"/>
+          <w:b/>
+          <w:bCs/>
+          <w:sz w:val="24"/>
+          <w:szCs w:val="24"/>
+        </w:rPr>
+      </w:pPr>
+      <w:r>
+        <w:rPr>
+          <w:rFonts w:ascii="Times New Roman" w:eastAsia="Times New Roman" w:hAnsi="Times New Roman" w:cs="Times New Roman"/>
+          <w:b/>
+          <w:bCs/>
+          <w:sz w:val="24"/>
+          <w:szCs w:val="24"/>
+        </w:rPr>
+        <w:t xml:space="preserve">  </w:t>
+      </w:r>
+      <w:r>
+        <w:rPr>
+          <w:rFonts w:ascii="Segoe UI Emoji" w:eastAsia="Times New Roman" w:hAnsi="Segoe UI Emoji" w:cs="Segoe UI Emoji"/>
+          <w:b/>
+          <w:bCs/>
+          <w:sz w:val="24"/>
+          <w:szCs w:val="24"/>
+        </w:rPr>
+        <w:t>✅</w:t>
+      </w:r>
+      <w:r>
+        <w:rPr>
+          <w:rFonts w:ascii="Times New Roman" w:eastAsia="Times New Roman" w:hAnsi="Times New Roman" w:cs="Times New Roman"/>
+          <w:b/>
+          <w:bCs/>
+          <w:sz w:val="24"/>
+          <w:szCs w:val="24"/>
+        </w:rPr>
+        <w:t xml:space="preserve"> Lenovo Repair Sequence </w:t>
+      </w:r>
+    </w:p>
+    <w:p>
+      <w:pPr>
+        <w:spacing w:after="0" w:line="240" w:lineRule="auto"/>
+        <w:outlineLvl w:val="1"/>
+        <w:rPr>
+          <w:rFonts w:ascii="Times New Roman" w:eastAsia="Times New Roman" w:hAnsi="Times New Roman" w:cs="Times New Roman"/>
+          <w:b/>
+          <w:bCs/>
+          <w:sz w:val="24"/>
+          <w:szCs w:val="24"/>
+        </w:rPr>
+      </w:pPr>
+      <w:r>
+        <w:rPr>
+          <w:rFonts w:ascii="Times New Roman" w:eastAsia="Times New Roman" w:hAnsi="Times New Roman" w:cs="Times New Roman"/>
+          <w:b/>
+          <w:bCs/>
+          <w:sz w:val="24"/>
+          <w:szCs w:val="24"/>
+        </w:rPr>
+        <w:t xml:space="preserve">  </w:t>
+      </w:r>
+      <w:r>
+        <w:rPr>
+          <w:rFonts w:ascii="Segoe UI Emoji" w:eastAsia="Times New Roman" w:hAnsi="Segoe UI Emoji" w:cs="Segoe UI Emoji"/>
+          <w:b/>
+          <w:bCs/>
+          <w:sz w:val="24"/>
+          <w:szCs w:val="24"/>
+        </w:rPr>
+        <w:t>✅</w:t>
+      </w:r>
+      <w:r>
+        <w:rPr>
+          <w:rFonts w:ascii="Times New Roman" w:eastAsia="Times New Roman" w:hAnsi="Times New Roman" w:cs="Times New Roman"/>
+          <w:b/>
+          <w:bCs/>
+          <w:sz w:val="24"/>
+          <w:szCs w:val="24"/>
+        </w:rPr>
+        <w:t xml:space="preserve"> ASUS Repair Sequence </w:t>
+      </w:r>
+    </w:p>
+    <w:p>
+      <w:pPr>
+        <w:spacing w:after="0" w:line="240" w:lineRule="auto"/>
+        <w:outlineLvl w:val="1"/>
+        <w:rPr>
+          <w:rFonts w:ascii="Times New Roman" w:eastAsia="Times New Roman" w:hAnsi="Times New Roman" w:cs="Times New Roman"/>
+          <w:b/>
+          <w:bCs/>
+          <w:sz w:val="24"/>
+          <w:szCs w:val="24"/>
+        </w:rPr>
+      </w:pPr>
+      <w:r>
+        <w:rPr>
+          <w:rFonts w:ascii="Times New Roman" w:eastAsia="Times New Roman" w:hAnsi="Times New Roman" w:cs="Times New Roman"/>
+          <w:b/>
+          <w:bCs/>
+          <w:sz w:val="24"/>
+          <w:szCs w:val="24"/>
+        </w:rPr>
+        <w:t xml:space="preserve">  </w:t>
+      </w:r>
+      <w:r>
+        <w:rPr>
+          <w:rFonts w:ascii="Segoe UI Emoji" w:eastAsia="Times New Roman" w:hAnsi="Segoe UI Emoji" w:cs="Segoe UI Emoji"/>
+          <w:b/>
+          <w:bCs/>
+          <w:sz w:val="24"/>
+          <w:szCs w:val="24"/>
+        </w:rPr>
+        <w:t>✅</w:t>
+      </w:r>
+      <w:r>
+        <w:rPr>
+          <w:rFonts w:ascii="Times New Roman" w:eastAsia="Times New Roman" w:hAnsi="Times New Roman" w:cs="Times New Roman"/>
+          <w:b/>
+          <w:bCs/>
+          <w:sz w:val="24"/>
+          <w:szCs w:val="24"/>
+        </w:rPr>
+        <w:t xml:space="preserve"> Acer Repair Sequence </w:t>
+      </w:r>
+    </w:p>
+    <w:p>
+      <w:pPr>
+        <w:spacing w:after="0" w:line="240" w:lineRule="auto"/>
+        <w:outlineLvl w:val="1"/>
+        <w:rPr>
+          <w:rFonts w:ascii="Times New Roman" w:eastAsia="Times New Roman" w:hAnsi="Times New Roman" w:cs="Times New Roman"/>
+          <w:b/>
+          <w:bCs/>
+          <w:sz w:val="24"/>
+          <w:szCs w:val="24"/>
+        </w:rPr>
+      </w:pPr>
+      <w:r>
+        <w:rPr>
+          <w:rFonts w:ascii="Times New Roman" w:eastAsia="Times New Roman" w:hAnsi="Times New Roman" w:cs="Times New Roman"/>
+          <w:b/>
+          <w:bCs/>
+          <w:sz w:val="24"/>
+          <w:szCs w:val="24"/>
+        </w:rPr>
+        <w:t xml:space="preserve">  </w:t>
+      </w:r>
+      <w:r>
+        <w:rPr>
+          <w:rFonts w:ascii="Segoe UI Emoji" w:eastAsia="Times New Roman" w:hAnsi="Segoe UI Emoji" w:cs="Segoe UI Emoji"/>
+          <w:b/>
+          <w:bCs/>
+          <w:sz w:val="24"/>
+          <w:szCs w:val="24"/>
+        </w:rPr>
+        <w:t>✅</w:t>
+      </w:r>
+      <w:r>
+        <w:rPr>
+          <w:rFonts w:ascii="Times New Roman" w:eastAsia="Times New Roman" w:hAnsi="Times New Roman" w:cs="Times New Roman"/>
+          <w:b/>
+          <w:bCs/>
+          <w:sz w:val="24"/>
+          <w:szCs w:val="24"/>
+        </w:rPr>
+        <w:t xml:space="preserve"> Signal Sequence Charts </w:t>
+      </w:r>
+    </w:p>
+    <w:p>
+      <w:pPr>
+        <w:spacing w:after="0" w:line="240" w:lineRule="auto"/>
+        <w:outlineLvl w:val="1"/>
+        <w:rPr>
+          <w:rFonts w:ascii="Times New Roman" w:eastAsia="Times New Roman" w:hAnsi="Times New Roman" w:cs="Times New Roman"/>
+          <w:b/>
+          <w:bCs/>
+          <w:sz w:val="24"/>
+          <w:szCs w:val="24"/>
+        </w:rPr>
+      </w:pPr>
+      <w:r>
+        <w:rPr>
+          <w:rFonts w:ascii="Times New Roman" w:eastAsia="Times New Roman" w:hAnsi="Times New Roman" w:cs="Times New Roman"/>
+          <w:b/>
+          <w:bCs/>
+          <w:sz w:val="24"/>
+          <w:szCs w:val="24"/>
+        </w:rPr>
+        <w:t xml:space="preserve">  </w:t>
+      </w:r>
+      <w:r>
+        <w:rPr>
+          <w:rFonts w:ascii="Segoe UI Emoji" w:eastAsia="Times New Roman" w:hAnsi="Segoe UI Emoji" w:cs="Segoe UI Emoji"/>
+          <w:b/>
+          <w:bCs/>
+          <w:sz w:val="24"/>
+          <w:szCs w:val="24"/>
+        </w:rPr>
+        <w:t>✅</w:t>
+      </w:r>
+      <w:r>
+        <w:rPr>
+          <w:rFonts w:ascii="Times New Roman" w:eastAsia="Times New Roman" w:hAnsi="Times New Roman" w:cs="Times New Roman"/>
+          <w:b/>
+          <w:bCs/>
+          <w:sz w:val="24"/>
+          <w:szCs w:val="24"/>
+        </w:rPr>
+        <w:t xml:space="preserve"> Voltage Sequence Charts </w:t>
+      </w:r>
+    </w:p>
+    <w:p>
+      <w:pPr>
+        <w:spacing w:after="0" w:line="240" w:lineRule="auto"/>
+        <w:outlineLvl w:val="1"/>
+        <w:rPr>
+          <w:rFonts w:ascii="Times New Roman" w:eastAsia="Times New Roman" w:hAnsi="Times New Roman" w:cs="Times New Roman"/>
+          <w:b/>
+          <w:bCs/>
+          <w:sz w:val="24"/>
+          <w:szCs w:val="24"/>
+        </w:rPr>
+      </w:pPr>
+      <w:r>
+        <w:rPr>
+          <w:rFonts w:ascii="Times New Roman" w:eastAsia="Times New Roman" w:hAnsi="Times New Roman" w:cs="Times New Roman"/>
+          <w:b/>
+          <w:bCs/>
+          <w:sz w:val="24"/>
+          <w:szCs w:val="24"/>
+        </w:rPr>
+        <w:lastRenderedPageBreak/>
+        <w:t xml:space="preserve">  </w:t>
+      </w:r>
+      <w:r>
+        <w:rPr>
+          <w:rFonts w:ascii="Segoe UI Emoji" w:eastAsia="Times New Roman" w:hAnsi="Segoe UI Emoji" w:cs="Segoe UI Emoji"/>
+          <w:b/>
+          <w:bCs/>
+          <w:sz w:val="24"/>
+          <w:szCs w:val="24"/>
+        </w:rPr>
+        <w:t>✅</w:t>
+      </w:r>
+      <w:r>
+        <w:rPr>
+          <w:rFonts w:ascii="Times New Roman" w:eastAsia="Times New Roman" w:hAnsi="Times New Roman" w:cs="Times New Roman"/>
+          <w:b/>
+          <w:bCs/>
+          <w:sz w:val="24"/>
+          <w:szCs w:val="24"/>
+        </w:rPr>
+        <w:t xml:space="preserve"> SIO Pin Checking Guide </w:t>
+      </w:r>
+    </w:p>
+    <w:p>
+      <w:pPr>
+        <w:spacing w:after="0" w:line="240" w:lineRule="auto"/>
+        <w:outlineLvl w:val="1"/>
+        <w:rPr>
+          <w:rFonts w:ascii="Times New Roman" w:eastAsia="Times New Roman" w:hAnsi="Times New Roman" w:cs="Times New Roman"/>
+          <w:b/>
+          <w:bCs/>
+          <w:sz w:val="24"/>
+          <w:szCs w:val="24"/>
+        </w:rPr>
+      </w:pPr>
+      <w:r>
+        <w:rPr>
+          <w:rFonts w:ascii="Times New Roman" w:eastAsia="Times New Roman" w:hAnsi="Times New Roman" w:cs="Times New Roman"/>
+          <w:b/>
+          <w:bCs/>
+          <w:sz w:val="24"/>
+          <w:szCs w:val="24"/>
+        </w:rPr>
+        <w:t xml:space="preserve">  </w:t>
+      </w:r>
+      <w:r>
+        <w:rPr>
+          <w:rFonts w:ascii="Segoe UI Emoji" w:eastAsia="Times New Roman" w:hAnsi="Segoe UI Emoji" w:cs="Segoe UI Emoji"/>
+          <w:b/>
+          <w:bCs/>
+          <w:sz w:val="24"/>
+          <w:szCs w:val="24"/>
+        </w:rPr>
+        <w:t>✅</w:t>
+      </w:r>
+      <w:r>
+        <w:rPr>
+          <w:rFonts w:ascii="Times New Roman" w:eastAsia="Times New Roman" w:hAnsi="Times New Roman" w:cs="Times New Roman"/>
+          <w:b/>
+          <w:bCs/>
+          <w:sz w:val="24"/>
+          <w:szCs w:val="24"/>
+        </w:rPr>
+        <w:t xml:space="preserve"> PCH Signal Guide </w:t>
+      </w:r>
+    </w:p>
+    <w:p>
+      <w:pPr>
+        <w:spacing w:after="0" w:line="240" w:lineRule="auto"/>
+        <w:outlineLvl w:val="1"/>
+        <w:rPr>
+          <w:rFonts w:ascii="Times New Roman" w:eastAsia="Times New Roman" w:hAnsi="Times New Roman" w:cs="Times New Roman"/>
+          <w:b/>
+          <w:bCs/>
+          <w:sz w:val="24"/>
+          <w:szCs w:val="24"/>
+        </w:rPr>
+      </w:pPr>
+      <w:r>
+        <w:rPr>
+          <w:rFonts w:ascii="Times New Roman" w:eastAsia="Times New Roman" w:hAnsi="Times New Roman" w:cs="Times New Roman"/>
+          <w:b/>
+          <w:bCs/>
+          <w:sz w:val="24"/>
+          <w:szCs w:val="24"/>
+        </w:rPr>
+        <w:t xml:space="preserve">  </w:t>
+      </w:r>
+      <w:r>
+        <w:rPr>
+          <w:rFonts w:ascii="Segoe UI Emoji" w:eastAsia="Times New Roman" w:hAnsi="Segoe UI Emoji" w:cs="Segoe UI Emoji"/>
+          <w:b/>
+          <w:bCs/>
+          <w:sz w:val="24"/>
+          <w:szCs w:val="24"/>
+        </w:rPr>
+        <w:t>✅</w:t>
+      </w:r>
+      <w:r>
+        <w:rPr>
+          <w:rFonts w:ascii="Times New Roman" w:eastAsia="Times New Roman" w:hAnsi="Times New Roman" w:cs="Times New Roman"/>
+          <w:b/>
+          <w:bCs/>
+          <w:sz w:val="24"/>
+          <w:szCs w:val="24"/>
+        </w:rPr>
+        <w:t xml:space="preserve"> Real motherboard examples</w:t>
+      </w:r>
+    </w:p>
+    <w:p>
+      <w:pPr>
+        <w:spacing w:after="0" w:line="240" w:lineRule="auto"/>
+        <w:outlineLvl w:val="1"/>
+        <w:rPr>
+          <w:rFonts w:ascii="Times New Roman" w:eastAsia="Times New Roman" w:hAnsi="Times New Roman" w:cs="Times New Roman"/>
+          <w:b/>
+          <w:bCs/>
+          <w:sz w:val="24"/>
+          <w:szCs w:val="24"/>
+        </w:rPr>
+      </w:pPr>
+    </w:p>
+    <w:p>
+      <w:pPr>
+        <w:spacing w:after="0" w:line="240" w:lineRule="auto"/>
+        <w:outlineLvl w:val="1"/>
+        <w:rPr>
+          <w:rFonts w:ascii="Times New Roman" w:eastAsia="Times New Roman" w:hAnsi="Times New Roman" w:cs="Times New Roman"/>
+          <w:b/>
+          <w:bCs/>
+          <w:sz w:val="24"/>
+          <w:szCs w:val="24"/>
+        </w:rPr>
+      </w:pPr>
+    </w:p>
+    <w:p>
+      <w:pPr>
+        <w:spacing w:after="0" w:line="240" w:lineRule="auto"/>
+        <w:outlineLvl w:val="1"/>
+        <w:rPr>
+          <w:rFonts w:ascii="Times New Roman" w:eastAsia="Times New Roman" w:hAnsi="Times New Roman" w:cs="Times New Roman"/>
+          <w:b/>
+          <w:bCs/>
+          <w:sz w:val="24"/>
+          <w:szCs w:val="24"/>
+        </w:rPr>
+      </w:pPr>
+    </w:p>
+    <w:p>
+      <w:pPr>
+        <w:spacing w:after="0" w:line="240" w:lineRule="auto"/>
+        <w:outlineLvl w:val="1"/>
+        <w:rPr>
+          <w:rFonts w:ascii="Times New Roman" w:eastAsia="Times New Roman" w:hAnsi="Times New Roman" w:cs="Times New Roman"/>
+          <w:b/>
+          <w:bCs/>
+          <w:sz w:val="24"/>
+          <w:szCs w:val="24"/>
+        </w:rPr>
+      </w:pPr>
+      <w:r>
+        <w:rPr>
+          <w:rFonts w:ascii="Times New Roman" w:eastAsia="Times New Roman" w:hAnsi="Times New Roman" w:cs="Times New Roman"/>
+          <w:b/>
+          <w:bCs/>
+          <w:sz w:val="24"/>
+          <w:szCs w:val="24"/>
+        </w:rPr>
+        <w:t>BIOS Interface:</w:t>
+      </w:r>
+    </w:p>
+    <w:p>
+      <w:pPr>
+        <w:numPr>
+          <w:ilvl w:val="0"/>
+          <w:numId w:val="2"/>
+        </w:numPr>
+        <w:spacing w:after="0" w:line="240" w:lineRule="auto"/>
+        <w:outlineLvl w:val="1"/>
+        <w:rPr>
+          <w:rFonts w:ascii="Times New Roman" w:eastAsia="Times New Roman" w:hAnsi="Times New Roman" w:cs="Times New Roman"/>
+          <w:b/>
+          <w:bCs/>
+          <w:sz w:val="24"/>
+          <w:szCs w:val="24"/>
+        </w:rPr>
+      </w:pPr>
+      <w:r>
+        <w:rPr>
+          <w:rFonts w:ascii="Times New Roman" w:eastAsia="Times New Roman" w:hAnsi="Times New Roman" w:cs="Times New Roman"/>
+          <w:b/>
+          <w:bCs/>
+          <w:sz w:val="24"/>
+          <w:szCs w:val="24"/>
+        </w:rPr>
+        <w:t xml:space="preserve">SPI_CS# </w:t>
+      </w:r>
+    </w:p>
+    <w:p>
+      <w:pPr>
+        <w:numPr>
+          <w:ilvl w:val="0"/>
+          <w:numId w:val="2"/>
+        </w:numPr>
+        <w:spacing w:after="0" w:line="240" w:lineRule="auto"/>
+        <w:outlineLvl w:val="1"/>
+        <w:rPr>
+          <w:rFonts w:ascii="Times New Roman" w:eastAsia="Times New Roman" w:hAnsi="Times New Roman" w:cs="Times New Roman"/>
+          <w:b/>
+          <w:bCs/>
+          <w:sz w:val="24"/>
+          <w:szCs w:val="24"/>
+        </w:rPr>
+      </w:pPr>
+      <w:r>
+        <w:rPr>
+          <w:rFonts w:ascii="Times New Roman" w:eastAsia="Times New Roman" w:hAnsi="Times New Roman" w:cs="Times New Roman"/>
+          <w:b/>
+          <w:bCs/>
+          <w:sz w:val="24"/>
+          <w:szCs w:val="24"/>
+        </w:rPr>
+        <w:t xml:space="preserve">SPI_CLK </w:t>
+      </w:r>
+    </w:p>
+    <w:p>
+      <w:pPr>
+        <w:numPr>
+          <w:ilvl w:val="0"/>
+          <w:numId w:val="2"/>
+        </w:numPr>
+        <w:spacing w:after="0" w:line="240" w:lineRule="auto"/>
+        <w:outlineLvl w:val="1"/>
+        <w:rPr>
+          <w:rFonts w:ascii="Times New Roman" w:eastAsia="Times New Roman" w:hAnsi="Times New Roman" w:cs="Times New Roman"/>
+          <w:b/>
+          <w:bCs/>
+          <w:sz w:val="24"/>
+          <w:szCs w:val="24"/>
+        </w:rPr>
+      </w:pPr>
+      <w:r>
+        <w:rPr>
+          <w:rFonts w:ascii="Times New Roman" w:eastAsia="Times New Roman" w:hAnsi="Times New Roman" w:cs="Times New Roman"/>
+          <w:b/>
+          <w:bCs/>
+          <w:sz w:val="24"/>
+          <w:szCs w:val="24"/>
+        </w:rPr>
+        <w:t xml:space="preserve">SPI_MISO </w:t>
+      </w:r>
+    </w:p>
+    <w:p>
+      <w:pPr>
+        <w:numPr>
+          <w:ilvl w:val="0"/>
+          <w:numId w:val="2"/>
+        </w:numPr>
+        <w:spacing w:after="0" w:line="240" w:lineRule="auto"/>
+        <w:outlineLvl w:val="1"/>
+        <w:rPr>
+          <w:rFonts w:ascii="Times New Roman" w:eastAsia="Times New Roman" w:hAnsi="Times New Roman" w:cs="Times New Roman"/>
+          <w:b/>
+          <w:bCs/>
+          <w:sz w:val="24"/>
+          <w:szCs w:val="24"/>
+        </w:rPr>
+      </w:pPr>
+      <w:r>
+        <w:rPr>
+          <w:rFonts w:ascii="Times New Roman" w:eastAsia="Times New Roman" w:hAnsi="Times New Roman" w:cs="Times New Roman"/>
+          <w:b/>
+          <w:bCs/>
+          <w:sz w:val="24"/>
+          <w:szCs w:val="24"/>
+        </w:rPr>
+        <w:t>SPI_MOSI</w:t>
+      </w:r>
+    </w:p>
+    <w:p>
+      <w:pPr>
+        <w:spacing w:after="0" w:line="240" w:lineRule="auto"/>
+        <w:outlineLvl w:val="1"/>
+        <w:rPr>
+          <w:rFonts w:ascii="Times New Roman" w:eastAsia="Times New Roman" w:hAnsi="Times New Roman" w:cs="Times New Roman"/>
+          <w:b/>
+          <w:bCs/>
+          <w:sz w:val="24"/>
+          <w:szCs w:val="24"/>
+        </w:rPr>
+      </w:pPr>
     </w:p>
     <w:sectPr>
       <w:pgSz w:w="15840" w:h="12240" w:orient="landscape" w:code="1"/>
@@ -2517,6 +3313,315 @@
     </w:sectPr>
   </w:body>
 </w:document>
+</file>
+
+<file path=word/numbering.xml><?xml version="1.0" encoding="utf-8"?>
+<w:numbering xmlns:wpc="http://schemas.microsoft.com/office/word/2010/wordprocessingCanvas" xmlns:cx="http://schemas.microsoft.com/office/drawing/2014/chartex" xmlns:cx1="http://schemas.microsoft.com/office/drawing/2015/9/8/chartex" xmlns:cx2="http://schemas.microsoft.com/office/drawing/2015/10/21/chartex" xmlns:cx3="http://schemas.microsoft.com/office/drawing/2016/5/9/chartex" xmlns:cx4="http://schemas.microsoft.com/office/drawing/2016/5/10/chartex" xmlns:cx5="http://schemas.microsoft.com/office/drawing/2016/5/11/chartex" xmlns:cx6="http://schemas.microsoft.com/office/drawing/2016/5/12/chartex" xmlns:cx7="http://schemas.microsoft.com/office/drawing/2016/5/13/chartex" xmlns:cx8="http://schemas.microsoft.com/office/drawing/2016/5/14/chartex" xmlns:mc="http://schemas.openxmlformats.org/markup-compatibility/2006" xmlns:aink="http://schemas.microsoft.com/office/drawing/2016/ink" xmlns:am3d="http://schemas.microsoft.com/office/drawing/2017/model3d" xmlns:o="urn:schemas-microsoft-com:office:office" xmlns:oel="http://schemas.microsoft.com/office/2019/extlst" xmlns:r="http://schemas.openxmlformats.org/officeDocument/2006/relationships" xmlns:m="http://schemas.openxmlformats.org/officeDocument/2006/math" xmlns:v="urn:schemas-microsoft-com:vml" xmlns:wp14="http://schemas.microsoft.com/office/word/2010/wordprocessingDrawing" xmlns:wp="http://schemas.openxmlformats.org/drawingml/2006/wordprocessingDrawing" xmlns:w10="urn:schemas-microsoft-com:office:word" xmlns:w="http://schemas.openxmlformats.org/wordprocessingml/2006/main" xmlns:w14="http://schemas.microsoft.com/office/word/2010/wordml" xmlns:w15="http://schemas.microsoft.com/office/word/2012/wordml" xmlns:w16cex="http://schemas.microsoft.com/office/word/2018/wordml/cex" xmlns:w16cid="http://schemas.microsoft.com/office/word/2016/wordml/cid" xmlns:w16="http://schemas.microsoft.com/office/word/2018/wordml" xmlns:w16sdtdh="http://schemas.microsoft.com/office/word/2020/wordml/sdtdatahash" xmlns:w16se="http://schemas.microsoft.com/office/word/2015/wordml/symex" xmlns:wpg="http://schemas.microsoft.com/office/word/2010/wordprocessingGroup" xmlns:wpi="http://schemas.microsoft.com/office/word/2010/wordprocessingInk" xmlns:wne="http://schemas.microsoft.com/office/word/2006/wordml" xmlns:wps="http://schemas.microsoft.com/office/word/2010/wordprocessingShape" mc:Ignorable="w14 w15 w16se w16cid w16 w16cex w16sdtdh wp14">
+  <w:abstractNum w:abstractNumId="0" w15:restartNumberingAfterBreak="0">
+    <w:nsid w:val="0F4154C8"/>
+    <w:multiLevelType w:val="multilevel"/>
+    <w:tmpl w:val="6BA62804"/>
+    <w:lvl w:ilvl="0">
+      <w:start w:val="1"/>
+      <w:numFmt w:val="bullet"/>
+      <w:lvlText w:val=""/>
+      <w:lvlJc w:val="left"/>
+      <w:pPr>
+        <w:tabs>
+          <w:tab w:val="num" w:pos="720"/>
+        </w:tabs>
+        <w:ind w:left="720" w:hanging="360"/>
+      </w:pPr>
+      <w:rPr>
+        <w:rFonts w:ascii="Symbol" w:hAnsi="Symbol" w:hint="default"/>
+        <w:sz w:val="20"/>
+      </w:rPr>
+    </w:lvl>
+    <w:lvl w:ilvl="1" w:tentative="1">
+      <w:start w:val="1"/>
+      <w:numFmt w:val="bullet"/>
+      <w:lvlText w:val="o"/>
+      <w:lvlJc w:val="left"/>
+      <w:pPr>
+        <w:tabs>
+          <w:tab w:val="num" w:pos="1440"/>
+        </w:tabs>
+        <w:ind w:left="1440" w:hanging="360"/>
+      </w:pPr>
+      <w:rPr>
+        <w:rFonts w:ascii="Courier New" w:hAnsi="Courier New" w:hint="default"/>
+        <w:sz w:val="20"/>
+      </w:rPr>
+    </w:lvl>
+    <w:lvl w:ilvl="2" w:tentative="1">
+      <w:start w:val="1"/>
+      <w:numFmt w:val="bullet"/>
+      <w:lvlText w:val=""/>
+      <w:lvlJc w:val="left"/>
+      <w:pPr>
+        <w:tabs>
+          <w:tab w:val="num" w:pos="2160"/>
+        </w:tabs>
+        <w:ind w:left="2160" w:hanging="360"/>
+      </w:pPr>
+      <w:rPr>
+        <w:rFonts w:ascii="Wingdings" w:hAnsi="Wingdings" w:hint="default"/>
+        <w:sz w:val="20"/>
+      </w:rPr>
+    </w:lvl>
+    <w:lvl w:ilvl="3" w:tentative="1">
+      <w:start w:val="1"/>
+      <w:numFmt w:val="bullet"/>
+      <w:lvlText w:val=""/>
+      <w:lvlJc w:val="left"/>
+      <w:pPr>
+        <w:tabs>
+          <w:tab w:val="num" w:pos="2880"/>
+        </w:tabs>
+        <w:ind w:left="2880" w:hanging="360"/>
+      </w:pPr>
+      <w:rPr>
+        <w:rFonts w:ascii="Wingdings" w:hAnsi="Wingdings" w:hint="default"/>
+        <w:sz w:val="20"/>
+      </w:rPr>
+    </w:lvl>
+    <w:lvl w:ilvl="4" w:tentative="1">
+      <w:start w:val="1"/>
+      <w:numFmt w:val="bullet"/>
+      <w:lvlText w:val=""/>
+      <w:lvlJc w:val="left"/>
+      <w:pPr>
+        <w:tabs>
+          <w:tab w:val="num" w:pos="3600"/>
+        </w:tabs>
+        <w:ind w:left="3600" w:hanging="360"/>
+      </w:pPr>
+      <w:rPr>
+        <w:rFonts w:ascii="Wingdings" w:hAnsi="Wingdings" w:hint="default"/>
+        <w:sz w:val="20"/>
+      </w:rPr>
+    </w:lvl>
+    <w:lvl w:ilvl="5" w:tentative="1">
+      <w:start w:val="1"/>
+      <w:numFmt w:val="bullet"/>
+      <w:lvlText w:val=""/>
+      <w:lvlJc w:val="left"/>
+      <w:pPr>
+        <w:tabs>
+          <w:tab w:val="num" w:pos="4320"/>
+        </w:tabs>
+        <w:ind w:left="4320" w:hanging="360"/>
+      </w:pPr>
+      <w:rPr>
+        <w:rFonts w:ascii="Wingdings" w:hAnsi="Wingdings" w:hint="default"/>
+        <w:sz w:val="20"/>
+      </w:rPr>
+    </w:lvl>
+    <w:lvl w:ilvl="6" w:tentative="1">
+      <w:start w:val="1"/>
+      <w:numFmt w:val="bullet"/>
+      <w:lvlText w:val=""/>
+      <w:lvlJc w:val="left"/>
+      <w:pPr>
+        <w:tabs>
+          <w:tab w:val="num" w:pos="5040"/>
+        </w:tabs>
+        <w:ind w:left="5040" w:hanging="360"/>
+      </w:pPr>
+      <w:rPr>
+        <w:rFonts w:ascii="Wingdings" w:hAnsi="Wingdings" w:hint="default"/>
+        <w:sz w:val="20"/>
+      </w:rPr>
+    </w:lvl>
+    <w:lvl w:ilvl="7" w:tentative="1">
+      <w:start w:val="1"/>
+      <w:numFmt w:val="bullet"/>
+      <w:lvlText w:val=""/>
+      <w:lvlJc w:val="left"/>
+      <w:pPr>
+        <w:tabs>
+          <w:tab w:val="num" w:pos="5760"/>
+        </w:tabs>
+        <w:ind w:left="5760" w:hanging="360"/>
+      </w:pPr>
+      <w:rPr>
+        <w:rFonts w:ascii="Wingdings" w:hAnsi="Wingdings" w:hint="default"/>
+        <w:sz w:val="20"/>
+      </w:rPr>
+    </w:lvl>
+    <w:lvl w:ilvl="8" w:tentative="1">
+      <w:start w:val="1"/>
+      <w:numFmt w:val="bullet"/>
+      <w:lvlText w:val=""/>
+      <w:lvlJc w:val="left"/>
+      <w:pPr>
+        <w:tabs>
+          <w:tab w:val="num" w:pos="6480"/>
+        </w:tabs>
+        <w:ind w:left="6480" w:hanging="360"/>
+      </w:pPr>
+      <w:rPr>
+        <w:rFonts w:ascii="Wingdings" w:hAnsi="Wingdings" w:hint="default"/>
+        <w:sz w:val="20"/>
+      </w:rPr>
+    </w:lvl>
+  </w:abstractNum>
+  <w:abstractNum w:abstractNumId="1" w15:restartNumberingAfterBreak="0">
+    <w:nsid w:val="3E992CF6"/>
+    <w:multiLevelType w:val="multilevel"/>
+    <w:tmpl w:val="2B9C5AD4"/>
+    <w:lvl w:ilvl="0">
+      <w:start w:val="1"/>
+      <w:numFmt w:val="bullet"/>
+      <w:lvlText w:val=""/>
+      <w:lvlJc w:val="left"/>
+      <w:pPr>
+        <w:tabs>
+          <w:tab w:val="num" w:pos="720"/>
+        </w:tabs>
+        <w:ind w:left="720" w:hanging="360"/>
+      </w:pPr>
+      <w:rPr>
+        <w:rFonts w:ascii="Symbol" w:hAnsi="Symbol" w:hint="default"/>
+        <w:sz w:val="20"/>
+      </w:rPr>
+    </w:lvl>
+    <w:lvl w:ilvl="1" w:tentative="1">
+      <w:start w:val="1"/>
+      <w:numFmt w:val="bullet"/>
+      <w:lvlText w:val="o"/>
+      <w:lvlJc w:val="left"/>
+      <w:pPr>
+        <w:tabs>
+          <w:tab w:val="num" w:pos="1440"/>
+        </w:tabs>
+        <w:ind w:left="1440" w:hanging="360"/>
+      </w:pPr>
+      <w:rPr>
+        <w:rFonts w:ascii="Courier New" w:hAnsi="Courier New" w:hint="default"/>
+        <w:sz w:val="20"/>
+      </w:rPr>
+    </w:lvl>
+    <w:lvl w:ilvl="2" w:tentative="1">
+      <w:start w:val="1"/>
+      <w:numFmt w:val="bullet"/>
+      <w:lvlText w:val=""/>
+      <w:lvlJc w:val="left"/>
+      <w:pPr>
+        <w:tabs>
+          <w:tab w:val="num" w:pos="2160"/>
+        </w:tabs>
+        <w:ind w:left="2160" w:hanging="360"/>
+      </w:pPr>
+      <w:rPr>
+        <w:rFonts w:ascii="Wingdings" w:hAnsi="Wingdings" w:hint="default"/>
+        <w:sz w:val="20"/>
+      </w:rPr>
+    </w:lvl>
+    <w:lvl w:ilvl="3" w:tentative="1">
+      <w:start w:val="1"/>
+      <w:numFmt w:val="bullet"/>
+      <w:lvlText w:val=""/>
+      <w:lvlJc w:val="left"/>
+      <w:pPr>
+        <w:tabs>
+          <w:tab w:val="num" w:pos="2880"/>
+        </w:tabs>
+        <w:ind w:left="2880" w:hanging="360"/>
+      </w:pPr>
+      <w:rPr>
+        <w:rFonts w:ascii="Wingdings" w:hAnsi="Wingdings" w:hint="default"/>
+        <w:sz w:val="20"/>
+      </w:rPr>
+    </w:lvl>
+    <w:lvl w:ilvl="4" w:tentative="1">
+      <w:start w:val="1"/>
+      <w:numFmt w:val="bullet"/>
+      <w:lvlText w:val=""/>
+      <w:lvlJc w:val="left"/>
+      <w:pPr>
+        <w:tabs>
+          <w:tab w:val="num" w:pos="3600"/>
+        </w:tabs>
+        <w:ind w:left="3600" w:hanging="360"/>
+      </w:pPr>
+      <w:rPr>
+        <w:rFonts w:ascii="Wingdings" w:hAnsi="Wingdings" w:hint="default"/>
+        <w:sz w:val="20"/>
+      </w:rPr>
+    </w:lvl>
+    <w:lvl w:ilvl="5" w:tentative="1">
+      <w:start w:val="1"/>
+      <w:numFmt w:val="bullet"/>
+      <w:lvlText w:val=""/>
+      <w:lvlJc w:val="left"/>
+      <w:pPr>
+        <w:tabs>
+          <w:tab w:val="num" w:pos="4320"/>
+        </w:tabs>
+        <w:ind w:left="4320" w:hanging="360"/>
+      </w:pPr>
+      <w:rPr>
+        <w:rFonts w:ascii="Wingdings" w:hAnsi="Wingdings" w:hint="default"/>
+        <w:sz w:val="20"/>
+      </w:rPr>
+    </w:lvl>
+    <w:lvl w:ilvl="6" w:tentative="1">
+      <w:start w:val="1"/>
+      <w:numFmt w:val="bullet"/>
+      <w:lvlText w:val=""/>
+      <w:lvlJc w:val="left"/>
+      <w:pPr>
+        <w:tabs>
+          <w:tab w:val="num" w:pos="5040"/>
+        </w:tabs>
+        <w:ind w:left="5040" w:hanging="360"/>
+      </w:pPr>
+      <w:rPr>
+        <w:rFonts w:ascii="Wingdings" w:hAnsi="Wingdings" w:hint="default"/>
+        <w:sz w:val="20"/>
+      </w:rPr>
+    </w:lvl>
+    <w:lvl w:ilvl="7" w:tentative="1">
+      <w:start w:val="1"/>
+      <w:numFmt w:val="bullet"/>
+      <w:lvlText w:val=""/>
+      <w:lvlJc w:val="left"/>
+      <w:pPr>
+        <w:tabs>
+          <w:tab w:val="num" w:pos="5760"/>
+        </w:tabs>
+        <w:ind w:left="5760" w:hanging="360"/>
+      </w:pPr>
+      <w:rPr>
+        <w:rFonts w:ascii="Wingdings" w:hAnsi="Wingdings" w:hint="default"/>
+        <w:sz w:val="20"/>
+      </w:rPr>
+    </w:lvl>
+    <w:lvl w:ilvl="8" w:tentative="1">
+      <w:start w:val="1"/>
+      <w:numFmt w:val="bullet"/>
+      <w:lvlText w:val=""/>
+      <w:lvlJc w:val="left"/>
+      <w:pPr>
+        <w:tabs>
+          <w:tab w:val="num" w:pos="6480"/>
+        </w:tabs>
+        <w:ind w:left="6480" w:hanging="360"/>
+      </w:pPr>
+      <w:rPr>
+        <w:rFonts w:ascii="Wingdings" w:hAnsi="Wingdings" w:hint="default"/>
+        <w:sz w:val="20"/>
+      </w:rPr>
+    </w:lvl>
+  </w:abstractNum>
+  <w:num w:numId="1" w16cid:durableId="1410425339">
+    <w:abstractNumId w:val="0"/>
+  </w:num>
+  <w:num w:numId="2" w16cid:durableId="155655712">
+    <w:abstractNumId w:val="1"/>
+  </w:num>
+</w:numbering>
 </file>
 
 <file path=word/styles.xml><?xml version="1.0" encoding="utf-8"?>
@@ -2963,7 +4068,6 @@
   <w:style w:type="character" w:default="1" w:styleId="DefaultParagraphFont">
     <w:name w:val="Default Paragraph Font"/>
     <w:uiPriority w:val="1"/>
-    <w:semiHidden/>
     <w:unhideWhenUsed/>
   </w:style>
   <w:style w:type="table" w:default="1" w:styleId="TableNormal">
